--- a/docs_ute/WBS 1.3 - Xác định tác nhân hệ thống & Phân tích chân dung người dùng (Personas).docx
+++ b/docs_ute/WBS 1.3 - Xác định tác nhân hệ thống & Phân tích chân dung người dùng (Personas).docx
@@ -3141,7 +3141,7 @@
 </file>
 
 <file path=customXml/item1.xml><?xml version="1.0" encoding="utf-8"?>
-<go:gDocsCustomXmlDataStorage xmlns:go="http://customooxmlschemas.google.com/" xmlns:r="http://schemas.openxmlformats.org/officeDocument/2006/relationships" uri="GoogleDocsCustomDataVersion2">
+<go:gDocsCustomXmlDataStorage xmlns:r="http://schemas.openxmlformats.org/officeDocument/2006/relationships" xmlns:go="http://customooxmlschemas.google.com/" uri="GoogleDocsCustomDataVersion2">
   <go:docsCustomData xmlns:go="http://customooxmlschemas.google.com/" roundtripDataSignature="AMtx7mh8JY/5ds6JukGpgglcgk5yJ+8yVw==">CgMxLjA4AHIhMVdRdHpkQXNTOWp2SU9CdWoyaEJGQlVWYUI0UFFNRTlJ</go:docsCustomData>
 </go:gDocsCustomXmlDataStorage>
 </file>
